--- a/docs/Assignment/CS4135_Assignment 2_Requirements and UML Documentation.docx
+++ b/docs/Assignment/CS4135_Assignment 2_Requirements and UML Documentation.docx
@@ -257,14 +257,15 @@
         <w:tblLook w:val="04A0" w:firstRow="1" w:lastRow="0" w:firstColumn="1" w:lastColumn="0" w:noHBand="0" w:noVBand="1"/>
       </w:tblPr>
       <w:tblGrid>
-        <w:gridCol w:w="1809"/>
-        <w:gridCol w:w="3261"/>
-        <w:gridCol w:w="3786"/>
+        <w:gridCol w:w="1223"/>
+        <w:gridCol w:w="2515"/>
+        <w:gridCol w:w="2749"/>
+        <w:gridCol w:w="2369"/>
       </w:tblGrid>
       <w:tr>
         <w:tc>
           <w:tcPr>
-            <w:tcW w:w="1809" w:type="dxa"/>
+            <w:tcW w:w="1223" w:type="dxa"/>
           </w:tcPr>
           <w:p>
             <w:pPr>
@@ -294,7 +295,7 @@
         </w:tc>
         <w:tc>
           <w:tcPr>
-            <w:tcW w:w="3261" w:type="dxa"/>
+            <w:tcW w:w="2515" w:type="dxa"/>
           </w:tcPr>
           <w:p>
             <w:pPr>
@@ -324,7 +325,7 @@
         </w:tc>
         <w:tc>
           <w:tcPr>
-            <w:tcW w:w="3786" w:type="dxa"/>
+            <w:tcW w:w="2749" w:type="dxa"/>
           </w:tcPr>
           <w:p>
             <w:pPr>
@@ -349,6 +350,36 @@
                 <w:lang w:val="en-IE" w:eastAsia="zh-CN"/>
               </w:rPr>
               <w:t>Student ID</w:t>
+            </w:r>
+          </w:p>
+        </w:tc>
+        <w:tc>
+          <w:tcPr>
+            <w:tcW w:w="2369" w:type="dxa"/>
+          </w:tcPr>
+          <w:p>
+            <w:pPr>
+              <w:spacing w:after="160" w:line="279" w:lineRule="auto"/>
+              <w:jc w:val="center"/>
+              <w:rPr>
+                <w:rFonts w:ascii="Times New Roman" w:eastAsia="宋体" w:hAnsi="Times New Roman" w:cs="Times New Roman"/>
+                <w:b/>
+                <w:bCs/>
+                <w:sz w:val="24"/>
+                <w:szCs w:val="24"/>
+                <w:lang w:val="en-IE" w:eastAsia="zh-CN"/>
+              </w:rPr>
+            </w:pPr>
+            <w:r>
+              <w:rPr>
+                <w:rFonts w:ascii="Times New Roman" w:eastAsia="宋体" w:hAnsi="Times New Roman" w:cs="Times New Roman" w:hint="eastAsia"/>
+                <w:b/>
+                <w:bCs/>
+                <w:sz w:val="24"/>
+                <w:szCs w:val="24"/>
+                <w:lang w:val="en-IE" w:eastAsia="zh-CN"/>
+              </w:rPr>
+              <w:t>Role</w:t>
             </w:r>
           </w:p>
         </w:tc>
@@ -356,7 +387,7 @@
       <w:tr>
         <w:tc>
           <w:tcPr>
-            <w:tcW w:w="1809" w:type="dxa"/>
+            <w:tcW w:w="1223" w:type="dxa"/>
           </w:tcPr>
           <w:p>
             <w:pPr>
@@ -382,7 +413,7 @@
         </w:tc>
         <w:tc>
           <w:tcPr>
-            <w:tcW w:w="3261" w:type="dxa"/>
+            <w:tcW w:w="2515" w:type="dxa"/>
           </w:tcPr>
           <w:p>
             <w:pPr>
@@ -419,7 +450,7 @@
         </w:tc>
         <w:tc>
           <w:tcPr>
-            <w:tcW w:w="3786" w:type="dxa"/>
+            <w:tcW w:w="2749" w:type="dxa"/>
           </w:tcPr>
           <w:p>
             <w:pPr>
@@ -440,6 +471,31 @@
                 <w:lang w:val="en-IE" w:eastAsia="zh-CN"/>
               </w:rPr>
               <w:t>22305319</w:t>
+            </w:r>
+          </w:p>
+        </w:tc>
+        <w:tc>
+          <w:tcPr>
+            <w:tcW w:w="2369" w:type="dxa"/>
+          </w:tcPr>
+          <w:p>
+            <w:pPr>
+              <w:spacing w:after="160" w:line="279" w:lineRule="auto"/>
+              <w:rPr>
+                <w:rFonts w:ascii="Times New Roman" w:eastAsia="宋体" w:hAnsi="Times New Roman" w:cs="Times New Roman"/>
+                <w:sz w:val="24"/>
+                <w:szCs w:val="24"/>
+                <w:lang w:val="en-IE" w:eastAsia="zh-CN"/>
+              </w:rPr>
+            </w:pPr>
+            <w:r>
+              <w:rPr>
+                <w:rFonts w:ascii="Times New Roman" w:eastAsia="宋体" w:hAnsi="Times New Roman" w:cs="Times New Roman"/>
+                <w:sz w:val="24"/>
+                <w:szCs w:val="24"/>
+                <w:lang w:eastAsia="zh-CN"/>
+              </w:rPr>
+              <w:t>Project Manager</w:t>
             </w:r>
           </w:p>
         </w:tc>
@@ -447,7 +503,7 @@
       <w:tr>
         <w:tc>
           <w:tcPr>
-            <w:tcW w:w="1809" w:type="dxa"/>
+            <w:tcW w:w="1223" w:type="dxa"/>
           </w:tcPr>
           <w:p>
             <w:pPr>
@@ -473,7 +529,7 @@
         </w:tc>
         <w:tc>
           <w:tcPr>
-            <w:tcW w:w="3261" w:type="dxa"/>
+            <w:tcW w:w="2515" w:type="dxa"/>
           </w:tcPr>
           <w:p>
             <w:pPr>
@@ -501,7 +557,7 @@
         </w:tc>
         <w:tc>
           <w:tcPr>
-            <w:tcW w:w="3786" w:type="dxa"/>
+            <w:tcW w:w="2749" w:type="dxa"/>
           </w:tcPr>
           <w:p>
             <w:pPr>
@@ -522,6 +578,29 @@
                 <w:lang w:eastAsia="zh-CN"/>
               </w:rPr>
               <w:t>20100035</w:t>
+            </w:r>
+          </w:p>
+        </w:tc>
+        <w:tc>
+          <w:tcPr>
+            <w:tcW w:w="2369" w:type="dxa"/>
+          </w:tcPr>
+          <w:p>
+            <w:pPr>
+              <w:rPr>
+                <w:rFonts w:ascii="Times New Roman" w:eastAsia="宋体" w:hAnsi="Times New Roman" w:cs="Times New Roman"/>
+                <w:sz w:val="24"/>
+                <w:szCs w:val="24"/>
+                <w:lang w:eastAsia="zh-CN"/>
+              </w:rPr>
+            </w:pPr>
+            <w:r>
+              <w:rPr>
+                <w:rFonts w:ascii="Times New Roman" w:hAnsi="Times New Roman" w:cs="Times New Roman"/>
+                <w:sz w:val="24"/>
+                <w:szCs w:val="24"/>
+              </w:rPr>
+              <w:t>Frontend Dev</w:t>
             </w:r>
           </w:p>
         </w:tc>
@@ -529,7 +608,7 @@
       <w:tr>
         <w:tc>
           <w:tcPr>
-            <w:tcW w:w="1809" w:type="dxa"/>
+            <w:tcW w:w="1223" w:type="dxa"/>
           </w:tcPr>
           <w:p>
             <w:pPr>
@@ -555,7 +634,7 @@
         </w:tc>
         <w:tc>
           <w:tcPr>
-            <w:tcW w:w="3261" w:type="dxa"/>
+            <w:tcW w:w="2515" w:type="dxa"/>
           </w:tcPr>
           <w:p>
             <w:pPr>
@@ -583,7 +662,7 @@
         </w:tc>
         <w:tc>
           <w:tcPr>
-            <w:tcW w:w="3786" w:type="dxa"/>
+            <w:tcW w:w="2749" w:type="dxa"/>
           </w:tcPr>
           <w:p>
             <w:pPr>
@@ -607,20 +686,33 @@
             </w:r>
           </w:p>
         </w:tc>
+        <w:tc>
+          <w:tcPr>
+            <w:tcW w:w="2369" w:type="dxa"/>
+          </w:tcPr>
+          <w:p>
+            <w:pPr>
+              <w:spacing w:after="160" w:line="279" w:lineRule="auto"/>
+              <w:rPr>
+                <w:rFonts w:ascii="Times New Roman" w:eastAsia="宋体" w:hAnsi="Times New Roman" w:cs="Times New Roman"/>
+                <w:sz w:val="24"/>
+                <w:szCs w:val="24"/>
+                <w:lang w:eastAsia="zh-CN"/>
+              </w:rPr>
+            </w:pPr>
+            <w:r>
+              <w:rPr>
+                <w:rFonts w:ascii="Times New Roman" w:eastAsia="宋体" w:hAnsi="Times New Roman" w:cs="Times New Roman"/>
+                <w:sz w:val="24"/>
+                <w:szCs w:val="24"/>
+                <w:lang w:eastAsia="zh-CN"/>
+              </w:rPr>
+              <w:t>Backend Dev</w:t>
+            </w:r>
+          </w:p>
+        </w:tc>
       </w:tr>
     </w:tbl>
-    <w:p>
-      <w:pPr>
-        <w:spacing w:after="160" w:line="279" w:lineRule="auto"/>
-        <w:jc w:val="center"/>
-        <w:rPr>
-          <w:rFonts w:ascii="Times New Roman" w:eastAsia="宋体" w:hAnsi="Times New Roman" w:cs="Times New Roman"/>
-          <w:sz w:val="24"/>
-          <w:szCs w:val="24"/>
-          <w:lang w:val="en-IE" w:eastAsia="zh-CN"/>
-        </w:rPr>
-      </w:pPr>
-    </w:p>
     <w:p>
       <w:pPr>
         <w:spacing w:after="160" w:line="279" w:lineRule="auto"/>
@@ -2296,7 +2388,8 @@
           <w:numId w:val="13"/>
         </w:numPr>
         <w:rPr>
-          <w:rFonts w:ascii="Times New Roman" w:hAnsi="Times New Roman" w:cs="Times New Roman"/>
+          <w:rFonts w:ascii="Times New Roman" w:eastAsia="宋体" w:hAnsi="Times New Roman" w:cs="Times New Roman"/>
+          <w:lang w:val="en-IE" w:eastAsia="zh-CN"/>
         </w:rPr>
       </w:pPr>
       <w:bookmarkStart w:id="1" w:name="_Toc223035615"/>
@@ -2319,16 +2412,10 @@
     <w:p>
       <w:pPr>
         <w:rPr>
-          <w:rFonts w:ascii="Times New Roman" w:eastAsia="宋体" w:hAnsi="Times New Roman" w:cs="Times New Roman"/>
-          <w:lang w:eastAsia="zh-CN"/>
-        </w:rPr>
-      </w:pPr>
-      <w:r>
-        <w:rPr>
-          <w:rFonts w:ascii="Times New Roman" w:hAnsi="Times New Roman" w:cs="Times New Roman"/>
-        </w:rPr>
-        <w:t xml:space="preserve">In a table </w:t>
-      </w:r>
+          <w:rFonts w:eastAsia="宋体"/>
+          <w:lang w:val="en-IE" w:eastAsia="zh-CN"/>
+        </w:rPr>
+      </w:pPr>
     </w:p>
     <w:tbl>
       <w:tblPr>
@@ -2473,9 +2560,24 @@
           <w:p>
             <w:pPr>
               <w:rPr>
+                <w:rFonts w:ascii="Times New Roman" w:eastAsia="宋体" w:hAnsi="Times New Roman" w:cs="Times New Roman"/>
+                <w:lang w:val="en-IE" w:eastAsia="zh-CN"/>
+              </w:rPr>
+            </w:pPr>
+            <w:r>
+              <w:rPr>
+                <w:rFonts w:ascii="Times New Roman" w:eastAsia="宋体" w:hAnsi="Times New Roman" w:cs="Times New Roman"/>
+                <w:lang w:val="en-IE" w:eastAsia="zh-CN"/>
+              </w:rPr>
+              <w:t>Working on</w:t>
+            </w:r>
+            <w:r>
+              <w:rPr>
                 <w:rFonts w:ascii="Times New Roman" w:hAnsi="Times New Roman" w:cs="Times New Roman"/>
-              </w:rPr>
-            </w:pPr>
+                <w:lang w:val="en-IE"/>
+              </w:rPr>
+              <w:t xml:space="preserve"> UML Class Diagrams and System Architecture Analysis</w:t>
+            </w:r>
           </w:p>
         </w:tc>
       </w:tr>
@@ -2527,9 +2629,45 @@
           <w:p>
             <w:pPr>
               <w:rPr>
-                <w:rFonts w:ascii="Times New Roman" w:hAnsi="Times New Roman" w:cs="Times New Roman"/>
+                <w:rFonts w:ascii="Times New Roman" w:eastAsia="宋体" w:hAnsi="Times New Roman" w:cs="Times New Roman"/>
+                <w:lang w:eastAsia="zh-CN"/>
               </w:rPr>
             </w:pPr>
+            <w:r>
+              <w:rPr>
+                <w:rFonts w:ascii="Times New Roman" w:eastAsia="宋体" w:hAnsi="Times New Roman" w:cs="Times New Roman"/>
+                <w:lang w:eastAsia="zh-CN"/>
+              </w:rPr>
+              <w:t>W</w:t>
+            </w:r>
+            <w:r>
+              <w:rPr>
+                <w:rFonts w:ascii="Times New Roman" w:eastAsia="宋体" w:hAnsi="Times New Roman" w:cs="Times New Roman" w:hint="eastAsia"/>
+                <w:lang w:eastAsia="zh-CN"/>
+              </w:rPr>
+              <w:t xml:space="preserve">orking on </w:t>
+            </w:r>
+            <w:r>
+              <w:rPr>
+                <w:rFonts w:ascii="Times New Roman" w:eastAsia="宋体" w:hAnsi="Times New Roman" w:cs="Times New Roman"/>
+                <w:lang w:eastAsia="zh-CN"/>
+              </w:rPr>
+              <w:t>Workflow</w:t>
+            </w:r>
+            <w:r>
+              <w:rPr>
+                <w:rFonts w:ascii="Times New Roman" w:eastAsia="宋体" w:hAnsi="Times New Roman" w:cs="Times New Roman" w:hint="eastAsia"/>
+                <w:lang w:eastAsia="zh-CN"/>
+              </w:rPr>
+              <w:t xml:space="preserve"> diagram and </w:t>
+            </w:r>
+            <w:r>
+              <w:rPr>
+                <w:rFonts w:ascii="Times New Roman" w:eastAsia="宋体" w:hAnsi="Times New Roman" w:cs="Times New Roman" w:hint="eastAsia"/>
+                <w:lang w:eastAsia="zh-CN"/>
+              </w:rPr>
+              <w:t>functional and non-functional requirement</w:t>
+            </w:r>
           </w:p>
         </w:tc>
       </w:tr>
@@ -2581,9 +2719,31 @@
           <w:p>
             <w:pPr>
               <w:rPr>
-                <w:rFonts w:ascii="Times New Roman" w:hAnsi="Times New Roman" w:cs="Times New Roman"/>
+                <w:rFonts w:eastAsia="宋体"/>
+                <w:lang w:val="en-IE" w:eastAsia="zh-CN"/>
               </w:rPr>
             </w:pPr>
+            <w:r>
+              <w:rPr>
+                <w:rFonts w:ascii="Times New Roman" w:eastAsia="宋体" w:hAnsi="Times New Roman" w:cs="Times New Roman"/>
+                <w:lang w:eastAsia="zh-CN"/>
+              </w:rPr>
+              <w:t>W</w:t>
+            </w:r>
+            <w:r>
+              <w:rPr>
+                <w:rFonts w:ascii="Times New Roman" w:eastAsia="宋体" w:hAnsi="Times New Roman" w:cs="Times New Roman" w:hint="eastAsia"/>
+                <w:lang w:eastAsia="zh-CN"/>
+              </w:rPr>
+              <w:t xml:space="preserve">orking on component diagram and </w:t>
+            </w:r>
+            <w:r>
+              <w:rPr>
+                <w:rFonts w:eastAsia="宋体"/>
+                <w:lang w:val="en-IE" w:eastAsia="zh-CN"/>
+              </w:rPr>
+              <w:t>Event-Driven Notification Design</w:t>
+            </w:r>
           </w:p>
         </w:tc>
       </w:tr>
@@ -3996,14 +4156,7 @@
           <w:rFonts w:ascii="Times New Roman" w:hAnsi="Times New Roman" w:cs="Times New Roman"/>
           <w:lang w:val="en-IE" w:eastAsia="zh-CN"/>
         </w:rPr>
-        <w:t>5.2</w:t>
-      </w:r>
-      <w:r>
-        <w:rPr>
-          <w:rFonts w:ascii="Times New Roman" w:hAnsi="Times New Roman" w:cs="Times New Roman"/>
-          <w:lang w:val="en-IE" w:eastAsia="zh-CN"/>
-        </w:rPr>
-        <w:t>Relationships &amp; Multiplicities</w:t>
+        <w:t>5.2Relationships &amp; Multiplicities</w:t>
       </w:r>
       <w:bookmarkEnd w:id="9"/>
     </w:p>
@@ -4777,7 +4930,8 @@
           <w:numId w:val="13"/>
         </w:numPr>
         <w:rPr>
-          <w:rFonts w:ascii="Times New Roman" w:hAnsi="Times New Roman" w:cs="Times New Roman"/>
+          <w:rFonts w:ascii="Times New Roman" w:eastAsia="宋体" w:hAnsi="Times New Roman" w:cs="Times New Roman"/>
+          <w:lang w:eastAsia="zh-CN"/>
         </w:rPr>
       </w:pPr>
       <w:bookmarkStart w:id="13" w:name="_Toc223035627"/>
@@ -4793,14 +4947,165 @@
     <w:p>
       <w:pPr>
         <w:rPr>
+          <w:rFonts w:eastAsia="宋体"/>
+          <w:lang w:eastAsia="zh-CN"/>
+        </w:rPr>
+      </w:pPr>
+      <w:r>
+        <w:rPr>
           <w:rFonts w:ascii="Times New Roman" w:hAnsi="Times New Roman" w:cs="Times New Roman"/>
         </w:rPr>
+        <w:t>Workflow</w:t>
+      </w:r>
+      <w:r>
+        <w:rPr>
+          <w:rFonts w:ascii="Times New Roman" w:eastAsia="宋体" w:hAnsi="Times New Roman" w:cs="Times New Roman" w:hint="eastAsia"/>
+          <w:lang w:eastAsia="zh-CN"/>
+        </w:rPr>
+        <w:t xml:space="preserve"> diagram:</w:t>
+      </w:r>
+    </w:p>
+    <w:p>
+      <w:pPr>
+        <w:rPr>
+          <w:rFonts w:ascii="Times New Roman" w:eastAsia="宋体" w:hAnsi="Times New Roman" w:cs="Times New Roman"/>
+          <w:lang w:eastAsia="zh-CN"/>
+        </w:rPr>
       </w:pPr>
       <w:r>
         <w:rPr>
           <w:rFonts w:ascii="Times New Roman" w:hAnsi="Times New Roman" w:cs="Times New Roman"/>
-        </w:rPr>
-        <w:t>One page</w:t>
+          <w:noProof/>
+        </w:rPr>
+        <w:drawing>
+          <wp:inline distT="0" distB="0" distL="0" distR="0" wp14:anchorId="240F1F81" wp14:editId="674DD016">
+            <wp:extent cx="5471160" cy="5609590"/>
+            <wp:effectExtent l="0" t="0" r="0" b="0"/>
+            <wp:docPr id="332785755" name="图片 1"/>
+            <wp:cNvGraphicFramePr>
+              <a:graphicFrameLocks xmlns:a="http://schemas.openxmlformats.org/drawingml/2006/main" noChangeAspect="1"/>
+            </wp:cNvGraphicFramePr>
+            <a:graphic xmlns:a="http://schemas.openxmlformats.org/drawingml/2006/main">
+              <a:graphicData uri="http://schemas.openxmlformats.org/drawingml/2006/picture">
+                <pic:pic xmlns:pic="http://schemas.openxmlformats.org/drawingml/2006/picture">
+                  <pic:nvPicPr>
+                    <pic:cNvPr id="0" name="Picture 1"/>
+                    <pic:cNvPicPr>
+                      <a:picLocks noChangeAspect="1" noChangeArrowheads="1"/>
+                    </pic:cNvPicPr>
+                  </pic:nvPicPr>
+                  <pic:blipFill>
+                    <a:blip r:embed="rId9">
+                      <a:extLst>
+                        <a:ext uri="{28A0092B-C50C-407E-A947-70E740481C1C}">
+                          <a14:useLocalDpi xmlns:a14="http://schemas.microsoft.com/office/drawing/2010/main" val="0"/>
+                        </a:ext>
+                      </a:extLst>
+                    </a:blip>
+                    <a:srcRect/>
+                    <a:stretch>
+                      <a:fillRect/>
+                    </a:stretch>
+                  </pic:blipFill>
+                  <pic:spPr bwMode="auto">
+                    <a:xfrm>
+                      <a:off x="0" y="0"/>
+                      <a:ext cx="5471160" cy="5609590"/>
+                    </a:xfrm>
+                    <a:prstGeom prst="rect">
+                      <a:avLst/>
+                    </a:prstGeom>
+                    <a:noFill/>
+                    <a:ln>
+                      <a:noFill/>
+                    </a:ln>
+                  </pic:spPr>
+                </pic:pic>
+              </a:graphicData>
+            </a:graphic>
+          </wp:inline>
+        </w:drawing>
+      </w:r>
+      <w:r>
+        <w:rPr>
+          <w:rFonts w:ascii="Times New Roman" w:hAnsi="Times New Roman" w:cs="Times New Roman"/>
+        </w:rPr>
+        <w:br w:type="page"/>
+      </w:r>
+    </w:p>
+    <w:p>
+      <w:pPr>
+        <w:pStyle w:val="21"/>
+        <w:rPr>
+          <w:rFonts w:ascii="Times New Roman" w:hAnsi="Times New Roman" w:cs="Times New Roman"/>
+        </w:rPr>
+      </w:pPr>
+      <w:bookmarkStart w:id="14" w:name="_Toc223035628"/>
+      <w:r>
+        <w:rPr>
+          <w:rFonts w:ascii="Times New Roman" w:hAnsi="Times New Roman" w:cs="Times New Roman"/>
+        </w:rPr>
+        <w:lastRenderedPageBreak/>
+        <w:t>8. Conclusion</w:t>
+      </w:r>
+      <w:bookmarkEnd w:id="14"/>
+    </w:p>
+    <w:p>
+      <w:pPr>
+        <w:rPr>
+          <w:rFonts w:ascii="Times New Roman" w:hAnsi="Times New Roman" w:cs="Times New Roman"/>
+          <w:lang w:val="en-IE"/>
+        </w:rPr>
+      </w:pPr>
+      <w:r>
+        <w:rPr>
+          <w:rFonts w:ascii="Times New Roman" w:hAnsi="Times New Roman" w:cs="Times New Roman"/>
+          <w:lang w:val="en-IE"/>
+        </w:rPr>
+        <w:t xml:space="preserve">In this project, we designed and documented a distributed online food ordering and delivery system based on a microservices architecture combined with event-driven communication. By carefully </w:t>
+      </w:r>
+      <w:r>
+        <w:rPr>
+          <w:rFonts w:ascii="Times New Roman" w:hAnsi="Times New Roman" w:cs="Times New Roman"/>
+          <w:lang w:val="en-IE"/>
+        </w:rPr>
+        <w:t>analysing</w:t>
+      </w:r>
+      <w:r>
+        <w:rPr>
+          <w:rFonts w:ascii="Times New Roman" w:hAnsi="Times New Roman" w:cs="Times New Roman"/>
+          <w:lang w:val="en-IE"/>
+        </w:rPr>
+        <w:t xml:space="preserve"> the system requirements and identifying the key participants — customers, restaurants, drivers, and the payment service — we clearly defined the responsibilities of each component and </w:t>
+      </w:r>
+      <w:r>
+        <w:rPr>
+          <w:rFonts w:ascii="Times New Roman" w:hAnsi="Times New Roman" w:cs="Times New Roman"/>
+          <w:lang w:val="en-IE"/>
+        </w:rPr>
+        <w:t>modelled</w:t>
+      </w:r>
+      <w:r>
+        <w:rPr>
+          <w:rFonts w:ascii="Times New Roman" w:hAnsi="Times New Roman" w:cs="Times New Roman"/>
+          <w:lang w:val="en-IE"/>
+        </w:rPr>
+        <w:t xml:space="preserve"> their interactions using UML diagrams and workflow designs.</w:t>
+      </w:r>
+    </w:p>
+    <w:p>
+      <w:pPr>
+        <w:rPr>
+          <w:rFonts w:ascii="Times New Roman" w:hAnsi="Times New Roman" w:cs="Times New Roman"/>
+          <w:lang w:val="en-IE"/>
+        </w:rPr>
+      </w:pPr>
+      <w:r>
+        <w:rPr>
+          <w:rFonts w:ascii="Times New Roman" w:hAnsi="Times New Roman" w:cs="Times New Roman"/>
+          <w:lang w:val="en-IE"/>
+        </w:rPr>
+        <w:t>Adopting a microservices architecture enabled us to decompose core business domains, such as order management, payment processing, and delivery assignment, into independent and loosely coupled services. This architectural choice enhanced modularity and improved the system’s scalability, maintainability, and extensibility. Furthermore, integrating RabbitMQ for asynchronous messaging reduced tight coupling between services and increased overall system resilience and flexibility. To address the challenges of distributed transactions, we implemented the Saga pattern, which ensures data consistency and provides reliable failure handling across multiple services.</w:t>
       </w:r>
     </w:p>
     <w:p>
@@ -4828,54 +5133,6 @@
           <w:rFonts w:ascii="Times New Roman" w:hAnsi="Times New Roman" w:cs="Times New Roman"/>
         </w:rPr>
       </w:pPr>
-      <w:bookmarkStart w:id="14" w:name="_Toc223035628"/>
-      <w:r>
-        <w:rPr>
-          <w:rFonts w:ascii="Times New Roman" w:hAnsi="Times New Roman" w:cs="Times New Roman"/>
-        </w:rPr>
-        <w:lastRenderedPageBreak/>
-        <w:t>8. Conclusion</w:t>
-      </w:r>
-      <w:bookmarkEnd w:id="14"/>
-    </w:p>
-    <w:p>
-      <w:pPr>
-        <w:rPr>
-          <w:rFonts w:ascii="Times New Roman" w:hAnsi="Times New Roman" w:cs="Times New Roman"/>
-        </w:rPr>
-      </w:pPr>
-      <w:r>
-        <w:rPr>
-          <w:rFonts w:ascii="Times New Roman" w:hAnsi="Times New Roman" w:cs="Times New Roman"/>
-        </w:rPr>
-        <w:t>Half page</w:t>
-      </w:r>
-    </w:p>
-    <w:p>
-      <w:pPr>
-        <w:rPr>
-          <w:rFonts w:ascii="Times New Roman" w:eastAsiaTheme="majorEastAsia" w:hAnsi="Times New Roman" w:cs="Times New Roman"/>
-          <w:b/>
-          <w:bCs/>
-          <w:color w:val="4F81BD" w:themeColor="accent1"/>
-          <w:sz w:val="26"/>
-          <w:szCs w:val="26"/>
-        </w:rPr>
-      </w:pPr>
-      <w:r>
-        <w:rPr>
-          <w:rFonts w:ascii="Times New Roman" w:hAnsi="Times New Roman" w:cs="Times New Roman"/>
-        </w:rPr>
-        <w:br w:type="page"/>
-      </w:r>
-    </w:p>
-    <w:p>
-      <w:pPr>
-        <w:pStyle w:val="21"/>
-        <w:rPr>
-          <w:rFonts w:ascii="Times New Roman" w:hAnsi="Times New Roman" w:cs="Times New Roman"/>
-        </w:rPr>
-      </w:pPr>
       <w:bookmarkStart w:id="15" w:name="_Toc223035629"/>
       <w:r>
         <w:rPr>
@@ -4895,17 +5152,24 @@
       </w:pPr>
       <w:r>
         <w:rPr>
+          <w:rFonts w:eastAsia="宋体" w:hint="eastAsia"/>
+          <w:lang w:val="en-IE" w:eastAsia="zh-CN"/>
+        </w:rPr>
+        <w:t>The c</w:t>
+      </w:r>
+      <w:r>
+        <w:rPr>
           <w:rFonts w:eastAsia="宋体"/>
           <w:lang w:val="en-IE" w:eastAsia="zh-CN"/>
         </w:rPr>
-        <w:t>Complete and clear diagrams can be found on our GitHub</w:t>
-      </w:r>
-      <w:r>
-        <w:rPr>
-          <w:rFonts w:eastAsia="宋体" w:hint="eastAsia"/>
-          <w:lang w:val="en-IE" w:eastAsia="zh-CN"/>
-        </w:rPr>
-        <w:t>:</w:t>
+        <w:t xml:space="preserve">omplete and clear diagrams </w:t>
+      </w:r>
+      <w:r>
+        <w:rPr>
+          <w:rFonts w:eastAsia="宋体"/>
+          <w:lang w:eastAsia="zh-CN"/>
+        </w:rPr>
+        <w:t>are available on our GitHub repository:</w:t>
       </w:r>
       <w:r>
         <w:rPr>
@@ -4914,30 +5178,14 @@
         </w:rPr>
         <w:br/>
       </w:r>
-      <w:hyperlink r:id="rId9" w:history="1">
+      <w:hyperlink r:id="rId10" w:history="1">
         <w:r>
           <w:rPr>
             <w:rStyle w:val="aff9"/>
             <w:rFonts w:eastAsia="宋体"/>
             <w:lang w:eastAsia="zh-CN"/>
           </w:rPr>
-          <w:t>CS4135-grp-project/do</w:t>
-        </w:r>
-        <w:r>
-          <w:rPr>
-            <w:rStyle w:val="aff9"/>
-            <w:rFonts w:eastAsia="宋体"/>
-            <w:lang w:eastAsia="zh-CN"/>
-          </w:rPr>
-          <w:t>c</w:t>
-        </w:r>
-        <w:r>
-          <w:rPr>
-            <w:rStyle w:val="aff9"/>
-            <w:rFonts w:eastAsia="宋体"/>
-            <w:lang w:eastAsia="zh-CN"/>
-          </w:rPr>
-          <w:t xml:space="preserve">s/Diagram at main · </w:t>
+          <w:t xml:space="preserve">CS4135-grp-project/docs/Diagram at main · </w:t>
         </w:r>
         <w:proofErr w:type="spellStart"/>
         <w:r>
@@ -4962,7 +5210,7 @@
     <w:p>
       <w:pPr>
         <w:rPr>
-          <w:rFonts w:eastAsia="宋体" w:hint="eastAsia"/>
+          <w:rFonts w:eastAsia="宋体"/>
           <w:lang w:val="en-IE" w:eastAsia="zh-CN"/>
         </w:rPr>
       </w:pPr>
